--- a/assignment 2.docx
+++ b/assignment 2.docx
@@ -187,34 +187,56 @@
         </w:pBdr>
         <w:rPr>
           <w:rFonts w:ascii="Arial" w:eastAsia="Arial" w:hAnsi="Arial" w:cs="Arial"/>
+          <w:lang w:val="en-US"/>
+        </w:rPr>
+      </w:pPr>
+      <w:r>
+        <w:rPr>
+          <w:rFonts w:ascii="Arial" w:eastAsia="Arial" w:hAnsi="Arial" w:cs="Arial"/>
           <w:b/>
           <w:bCs/>
           <w:color w:val="000000"/>
         </w:rPr>
-      </w:pPr>
-      <w:r>
+        <w:t>Assignment</w:t>
+      </w:r>
+      <w:r>
+        <w:rPr>
+          <w:rFonts w:ascii="Arial" w:eastAsia="Arial" w:hAnsi="Arial" w:cs="Arial"/>
+          <w:b/>
+          <w:bCs/>
+        </w:rPr>
+        <w:t>:</w:t>
+      </w:r>
+      <w:r>
+        <w:rPr>
+          <w:rFonts w:ascii="Arial" w:eastAsia="Arial" w:hAnsi="Arial" w:cs="Arial"/>
+        </w:rPr>
+        <w:t xml:space="preserve"> </w:t>
+      </w:r>
+      <w:r>
+        <w:rPr>
+          <w:rFonts w:ascii="Arial" w:eastAsia="Arial" w:hAnsi="Arial" w:cs="Arial"/>
+          <w:lang w:val="en-US"/>
+        </w:rPr>
+        <w:t>Simple Python Scripts</w:t>
+      </w:r>
+    </w:p>
+    <w:p>
+      <w:pPr>
+        <w:pBdr>
+          <w:top w:val="nil"/>
+          <w:left w:val="nil"/>
+          <w:bottom w:val="nil"/>
+          <w:right w:val="nil"/>
+          <w:between w:val="nil"/>
+        </w:pBdr>
         <w:rPr>
           <w:rFonts w:ascii="Arial" w:eastAsia="Arial" w:hAnsi="Arial" w:cs="Arial"/>
           <w:b/>
           <w:bCs/>
           <w:color w:val="000000"/>
         </w:rPr>
-        <w:t>Assignment</w:t>
-      </w:r>
-      <w:r>
-        <w:rPr>
-          <w:rFonts w:ascii="Arial" w:eastAsia="Arial" w:hAnsi="Arial" w:cs="Arial"/>
-          <w:b/>
-          <w:bCs/>
-        </w:rPr>
-        <w:t>:</w:t>
-      </w:r>
-      <w:r>
-        <w:rPr>
-          <w:rFonts w:ascii="Arial" w:eastAsia="Arial" w:hAnsi="Arial" w:cs="Arial"/>
-        </w:rPr>
-        <w:t xml:space="preserve"> </w:t>
-      </w:r>
+      </w:pPr>
     </w:p>
     <w:p>
       <w:pPr>
@@ -1328,7 +1350,6 @@
   <w:style w:type="character" w:default="1" w:styleId="DefaultParagraphFont">
     <w:name w:val="Default Paragraph Font"/>
     <w:uiPriority w:val="1"/>
-    <w:semiHidden/>
     <w:unhideWhenUsed/>
   </w:style>
   <w:style w:type="table" w:default="1" w:styleId="TableNormal">

--- a/assignment 2.docx
+++ b/assignment 2.docx
@@ -279,6 +279,20 @@
         </w:rPr>
         <w:t>GitHub Repository Link:</w:t>
       </w:r>
+      <w:r>
+        <w:t xml:space="preserve"> </w:t>
+      </w:r>
+      <w:hyperlink r:id="rId7" w:history="1">
+        <w:r>
+          <w:rPr>
+            <w:rStyle w:val="Hyperlink"/>
+            <w:rFonts w:ascii="Arial" w:eastAsia="Arial" w:hAnsi="Arial" w:cs="Arial"/>
+            <w:b/>
+            <w:bCs/>
+          </w:rPr>
+          <w:t>Nico-Natividad/intro-python</w:t>
+        </w:r>
+      </w:hyperlink>
     </w:p>
     <w:p>
       <w:pPr>
@@ -376,6 +390,47 @@
           <w:rFonts w:ascii="Arial" w:eastAsia="Arial" w:hAnsi="Arial" w:cs="Arial"/>
         </w:rPr>
       </w:pPr>
+      <w:r>
+        <w:rPr>
+          <w:rFonts w:ascii="Arial" w:eastAsia="Arial" w:hAnsi="Arial" w:cs="Arial"/>
+        </w:rPr>
+        <w:lastRenderedPageBreak/>
+        <w:drawing>
+          <wp:inline distT="0" distB="0" distL="0" distR="0" wp14:anchorId="2AD40596" wp14:editId="07BCD1BD">
+            <wp:extent cx="5943600" cy="5041265"/>
+            <wp:effectExtent l="0" t="0" r="0" b="6985"/>
+            <wp:docPr id="1903351686" name="Picture 1"/>
+            <wp:cNvGraphicFramePr>
+              <a:graphicFrameLocks xmlns:a="http://schemas.openxmlformats.org/drawingml/2006/main" noChangeAspect="1"/>
+            </wp:cNvGraphicFramePr>
+            <a:graphic xmlns:a="http://schemas.openxmlformats.org/drawingml/2006/main">
+              <a:graphicData uri="http://schemas.openxmlformats.org/drawingml/2006/picture">
+                <pic:pic xmlns:pic="http://schemas.openxmlformats.org/drawingml/2006/picture">
+                  <pic:nvPicPr>
+                    <pic:cNvPr id="1903351686" name=""/>
+                    <pic:cNvPicPr/>
+                  </pic:nvPicPr>
+                  <pic:blipFill>
+                    <a:blip r:embed="rId8"/>
+                    <a:stretch>
+                      <a:fillRect/>
+                    </a:stretch>
+                  </pic:blipFill>
+                  <pic:spPr>
+                    <a:xfrm>
+                      <a:off x="0" y="0"/>
+                      <a:ext cx="5943600" cy="5041265"/>
+                    </a:xfrm>
+                    <a:prstGeom prst="rect">
+                      <a:avLst/>
+                    </a:prstGeom>
+                  </pic:spPr>
+                </pic:pic>
+              </a:graphicData>
+            </a:graphic>
+          </wp:inline>
+        </w:drawing>
+      </w:r>
     </w:p>
     <w:p>
       <w:pPr>
@@ -420,10 +475,14 @@
           <w:numId w:val="1"/>
         </w:numPr>
         <w:spacing w:line="360" w:lineRule="auto"/>
-      </w:pPr>
-      <w:r>
-        <w:rPr>
-          <w:rFonts w:ascii="Arial" w:eastAsia="Arial" w:hAnsi="Arial" w:cs="Arial"/>
+        <w:rPr>
+          <w:highlight w:val="yellow"/>
+        </w:rPr>
+      </w:pPr>
+      <w:r>
+        <w:rPr>
+          <w:rFonts w:ascii="Arial" w:eastAsia="Arial" w:hAnsi="Arial" w:cs="Arial"/>
+          <w:highlight w:val="yellow"/>
         </w:rPr>
         <w:t>I did not use AI</w:t>
       </w:r>
@@ -466,7 +525,7 @@
       </w:pPr>
     </w:p>
     <w:sectPr>
-      <w:headerReference w:type="default" r:id="rId7"/>
+      <w:headerReference w:type="default" r:id="rId9"/>
       <w:pgSz w:w="12240" w:h="15840"/>
       <w:pgMar w:top="1440" w:right="1440" w:bottom="1440" w:left="1440" w:header="708" w:footer="708" w:gutter="0"/>
       <w:pgNumType w:start="1"/>
@@ -1414,6 +1473,29 @@
       <w:szCs w:val="28"/>
     </w:rPr>
   </w:style>
+  <w:style w:type="character" w:styleId="Hyperlink">
+    <w:name w:val="Hyperlink"/>
+    <w:basedOn w:val="DefaultParagraphFont"/>
+    <w:uiPriority w:val="99"/>
+    <w:unhideWhenUsed/>
+    <w:rsid w:val="00CF04F2"/>
+    <w:rPr>
+      <w:color w:val="0000FF" w:themeColor="hyperlink"/>
+      <w:u w:val="single"/>
+    </w:rPr>
+  </w:style>
+  <w:style w:type="character" w:styleId="UnresolvedMention">
+    <w:name w:val="Unresolved Mention"/>
+    <w:basedOn w:val="DefaultParagraphFont"/>
+    <w:uiPriority w:val="99"/>
+    <w:semiHidden/>
+    <w:unhideWhenUsed/>
+    <w:rsid w:val="00CF04F2"/>
+    <w:rPr>
+      <w:color w:val="605E5C"/>
+      <w:shd w:val="clear" w:color="auto" w:fill="E1DFDD"/>
+    </w:rPr>
+  </w:style>
 </w:styles>
 </file>
 
